--- a/Lab1/pzpi-23-3-dolzhenkova-daria-lab1.docx
+++ b/Lab1/pzpi-23-3-dolzhenkova-daria-lab1.docx
@@ -1364,6 +1364,9 @@
       <w:pPr>
         <w:pStyle w:val="11"/>
         <w:jc w:val="left"/>
+        <w:rPr>
+          <w:lang w:val="en-US"/>
+        </w:rPr>
       </w:pPr>
       <w:r>
         <w:lastRenderedPageBreak/>
@@ -1382,54 +1385,56 @@
       <w:pPr>
         <w:pStyle w:val="11"/>
         <w:jc w:val="left"/>
-      </w:pPr>
-    </w:p>
-    <w:p>
-      <w:pPr>
-        <w:pStyle w:val="11"/>
-        <w:jc w:val="left"/>
-      </w:pPr>
-    </w:p>
-    <w:p>
-      <w:pPr>
-        <w:pStyle w:val="11"/>
-        <w:jc w:val="left"/>
-      </w:pPr>
-    </w:p>
-    <w:p>
-      <w:pPr>
-        <w:pStyle w:val="11"/>
-        <w:jc w:val="left"/>
-      </w:pPr>
-    </w:p>
-    <w:p>
-      <w:pPr>
-        <w:pStyle w:val="11"/>
-        <w:jc w:val="left"/>
-      </w:pPr>
-    </w:p>
-    <w:p>
-      <w:pPr>
-        <w:pStyle w:val="11"/>
-        <w:jc w:val="left"/>
-      </w:pPr>
-    </w:p>
-    <w:p>
-      <w:pPr>
-        <w:pStyle w:val="11"/>
-        <w:jc w:val="left"/>
-      </w:pPr>
-    </w:p>
-    <w:p>
-      <w:pPr>
-        <w:pStyle w:val="11"/>
-        <w:jc w:val="left"/>
-      </w:pPr>
-    </w:p>
-    <w:p>
-      <w:pPr>
-        <w:pStyle w:val="11"/>
-        <w:ind w:left="709" w:firstLine="0"/>
+        <w:rPr>
+          <w:lang w:val="en-US"/>
+        </w:rPr>
+      </w:pPr>
+    </w:p>
+    <w:p>
+      <w:pPr>
+        <w:pStyle w:val="11"/>
+        <w:jc w:val="left"/>
+      </w:pPr>
+    </w:p>
+    <w:p>
+      <w:pPr>
+        <w:pStyle w:val="11"/>
+        <w:jc w:val="left"/>
+      </w:pPr>
+    </w:p>
+    <w:p>
+      <w:pPr>
+        <w:pStyle w:val="11"/>
+        <w:jc w:val="left"/>
+      </w:pPr>
+    </w:p>
+    <w:p>
+      <w:pPr>
+        <w:pStyle w:val="11"/>
+        <w:jc w:val="left"/>
+      </w:pPr>
+    </w:p>
+    <w:p>
+      <w:pPr>
+        <w:pStyle w:val="11"/>
+        <w:jc w:val="left"/>
+      </w:pPr>
+    </w:p>
+    <w:p>
+      <w:pPr>
+        <w:pStyle w:val="11"/>
+        <w:jc w:val="left"/>
+      </w:pPr>
+    </w:p>
+    <w:p>
+      <w:pPr>
+        <w:pStyle w:val="11"/>
+        <w:jc w:val="left"/>
+      </w:pPr>
+    </w:p>
+    <w:p>
+      <w:pPr>
+        <w:pStyle w:val="11"/>
         <w:jc w:val="left"/>
       </w:pPr>
     </w:p>
@@ -2060,13 +2065,6 @@
     <w:p>
       <w:pPr>
         <w:pStyle w:val="11"/>
-        <w:ind w:left="993" w:hanging="426"/>
-        <w:jc w:val="left"/>
-      </w:pPr>
-    </w:p>
-    <w:p>
-      <w:pPr>
-        <w:pStyle w:val="11"/>
         <w:ind w:firstLine="0"/>
         <w:rPr>
           <w:b/>
@@ -2078,6 +2076,7 @@
           <w:b/>
           <w:bCs/>
         </w:rPr>
+        <w:lastRenderedPageBreak/>
         <w:t>ДОДАТОК А</w:t>
       </w:r>
     </w:p>
@@ -2272,6 +2271,9 @@
       <w:pPr>
         <w:pStyle w:val="11"/>
         <w:jc w:val="left"/>
+        <w:rPr>
+          <w:lang w:val="en-US"/>
+        </w:rPr>
       </w:pPr>
       <w:r>
         <w:t>- 06:06 - середовище розгортання та висновок.</w:t>
@@ -2281,13 +2283,36 @@
       <w:pPr>
         <w:pStyle w:val="11"/>
         <w:jc w:val="left"/>
-      </w:pPr>
-    </w:p>
-    <w:p>
-      <w:pPr>
-        <w:pStyle w:val="11"/>
-        <w:jc w:val="left"/>
-      </w:pPr>
+        <w:rPr>
+          <w:lang w:val="en-US"/>
+        </w:rPr>
+      </w:pPr>
+    </w:p>
+    <w:p>
+      <w:pPr>
+        <w:pStyle w:val="11"/>
+        <w:jc w:val="left"/>
+      </w:pPr>
+      <w:proofErr w:type="spellStart"/>
+      <w:r>
+        <w:rPr>
+          <w:lang w:val="en-US"/>
+        </w:rPr>
+        <w:t>Github</w:t>
+      </w:r>
+      <w:proofErr w:type="spellEnd"/>
+      <w:r>
+        <w:rPr>
+          <w:lang w:val="en-US"/>
+        </w:rPr>
+        <w:t xml:space="preserve">: </w:t>
+      </w:r>
+      <w:r>
+        <w:rPr>
+          <w:lang w:val="en-US"/>
+        </w:rPr>
+        <w:t>https://github.com/NureDolzhenkovaDaria/ark-pzpi-23-3-dolzhenkova-daria/blob/main/Lab1/pzpi-23-3-dolzhenkova-daria-lab1.txt</w:t>
+      </w:r>
     </w:p>
     <w:p>
       <w:pPr>
@@ -11141,6 +11166,7 @@
   <w:style w:type="character" w:default="1" w:styleId="a0">
     <w:name w:val="Default Paragraph Font"/>
     <w:uiPriority w:val="1"/>
+    <w:semiHidden/>
     <w:unhideWhenUsed/>
   </w:style>
   <w:style w:type="table" w:default="1" w:styleId="a1">
